--- a/storage/templates/normalized-docx/BM-177/BM-177_normalized.docx
+++ b/storage/templates/normalized-docx/BM-177/BM-177_normalized.docx
@@ -1323,7 +1323,7 @@
                 <w:sz w:val="24"/>
                 <w:lang w:val="pt-BR"/>
               </w:rPr>
-              <w:t>{{document.field}}</w:t>
+              <w:t>{{document.fullDocumentCode}}</w:t>
             </w:r>
           </w:p>
           <w:p>
